--- a/2026 الى 2027/حصر كل شيء 2027/الحصص الاضافية لرفع التحصيل2027.docx
+++ b/2026 الى 2027/حصر كل شيء 2027/الحصص الاضافية لرفع التحصيل2027.docx
@@ -321,7 +321,7 @@
           <w:rtl/>
           <w:lang w:bidi="ar-QA"/>
         </w:rPr>
-        <w:t>6</w:t>
+        <w:t>7</w:t>
       </w:r>
       <w:r>
         <w:rPr>
@@ -345,7 +345,7 @@
           <w:rtl/>
           <w:lang w:bidi="ar-QA"/>
         </w:rPr>
-        <w:t>5</w:t>
+        <w:t>6</w:t>
       </w:r>
       <w:r>
         <w:rPr>
@@ -438,7 +438,7 @@
         <w:gridCol w:w="1193"/>
         <w:gridCol w:w="1989"/>
         <w:gridCol w:w="1989"/>
-        <w:gridCol w:w="2026"/>
+        <w:gridCol w:w="2025"/>
         <w:gridCol w:w="1953"/>
       </w:tblGrid>
       <w:tr>
@@ -549,7 +549,7 @@
         </w:tc>
         <w:tc>
           <w:tcPr>
-            <w:tcW w:w="2026" w:type="dxa"/>
+            <w:tcW w:w="2025" w:type="dxa"/>
           </w:tcPr>
           <w:p>
             <w:pPr>
@@ -709,7 +709,7 @@
         </w:tc>
         <w:tc>
           <w:tcPr>
-            <w:tcW w:w="2026" w:type="dxa"/>
+            <w:tcW w:w="2025" w:type="dxa"/>
             <w:shd w:val="clear" w:color="auto" w:fill="F2DBDB" w:themeFill="accent2" w:themeFillTint="33"/>
           </w:tcPr>
           <w:p>
@@ -827,7 +827,7 @@
         </w:tc>
         <w:tc>
           <w:tcPr>
-            <w:tcW w:w="2026" w:type="dxa"/>
+            <w:tcW w:w="2025" w:type="dxa"/>
             <w:shd w:val="clear" w:color="auto" w:fill="F2DBDB" w:themeFill="accent2" w:themeFillTint="33"/>
           </w:tcPr>
           <w:p>
@@ -929,7 +929,7 @@
         </w:tc>
         <w:tc>
           <w:tcPr>
-            <w:tcW w:w="2026" w:type="dxa"/>
+            <w:tcW w:w="2025" w:type="dxa"/>
             <w:shd w:val="clear" w:color="auto" w:fill="F2DBDB" w:themeFill="accent2" w:themeFillTint="33"/>
           </w:tcPr>
           <w:p>
@@ -1032,7 +1032,7 @@
         </w:tc>
         <w:tc>
           <w:tcPr>
-            <w:tcW w:w="2026" w:type="dxa"/>
+            <w:tcW w:w="2025" w:type="dxa"/>
             <w:shd w:val="clear" w:color="auto" w:fill="F2DBDB" w:themeFill="accent2" w:themeFillTint="33"/>
           </w:tcPr>
           <w:p>
@@ -1139,7 +1139,7 @@
         </w:tc>
         <w:tc>
           <w:tcPr>
-            <w:tcW w:w="2026" w:type="dxa"/>
+            <w:tcW w:w="2025" w:type="dxa"/>
             <w:shd w:val="clear" w:color="auto" w:fill="F2DBDB" w:themeFill="accent2" w:themeFillTint="33"/>
           </w:tcPr>
           <w:p>
@@ -1243,7 +1243,7 @@
         </w:tc>
         <w:tc>
           <w:tcPr>
-            <w:tcW w:w="2026" w:type="dxa"/>
+            <w:tcW w:w="2025" w:type="dxa"/>
             <w:shd w:val="clear" w:color="auto" w:fill="F2DBDB" w:themeFill="accent2" w:themeFillTint="33"/>
           </w:tcPr>
           <w:p>
@@ -1349,7 +1349,7 @@
         </w:tc>
         <w:tc>
           <w:tcPr>
-            <w:tcW w:w="2026" w:type="dxa"/>
+            <w:tcW w:w="2025" w:type="dxa"/>
             <w:shd w:val="clear" w:color="auto" w:fill="F2DBDB" w:themeFill="accent2" w:themeFillTint="33"/>
           </w:tcPr>
           <w:p>
@@ -1457,7 +1457,7 @@
         </w:tc>
         <w:tc>
           <w:tcPr>
-            <w:tcW w:w="2026" w:type="dxa"/>
+            <w:tcW w:w="2025" w:type="dxa"/>
             <w:shd w:val="clear" w:color="auto" w:fill="F2DBDB" w:themeFill="accent2" w:themeFillTint="33"/>
           </w:tcPr>
           <w:p>
@@ -1567,7 +1567,7 @@
         </w:tc>
         <w:tc>
           <w:tcPr>
-            <w:tcW w:w="2026" w:type="dxa"/>
+            <w:tcW w:w="2025" w:type="dxa"/>
             <w:shd w:val="clear" w:color="auto" w:fill="DBE5F1" w:themeFill="accent1" w:themeFillTint="33"/>
           </w:tcPr>
           <w:p>
@@ -1695,7 +1695,7 @@
         </w:tc>
         <w:tc>
           <w:tcPr>
-            <w:tcW w:w="2026" w:type="dxa"/>
+            <w:tcW w:w="2025" w:type="dxa"/>
             <w:shd w:val="clear" w:color="auto" w:fill="DBE5F1" w:themeFill="accent1" w:themeFillTint="33"/>
           </w:tcPr>
           <w:p>
@@ -1815,7 +1815,7 @@
         </w:tc>
         <w:tc>
           <w:tcPr>
-            <w:tcW w:w="2026" w:type="dxa"/>
+            <w:tcW w:w="2025" w:type="dxa"/>
             <w:shd w:val="clear" w:color="auto" w:fill="DBE5F1" w:themeFill="accent1" w:themeFillTint="33"/>
           </w:tcPr>
           <w:p>
@@ -1928,7 +1928,7 @@
         </w:tc>
         <w:tc>
           <w:tcPr>
-            <w:tcW w:w="2026" w:type="dxa"/>
+            <w:tcW w:w="2025" w:type="dxa"/>
             <w:shd w:val="clear" w:color="auto" w:fill="DBE5F1" w:themeFill="accent1" w:themeFillTint="33"/>
           </w:tcPr>
           <w:p>
@@ -2039,7 +2039,7 @@
         </w:tc>
         <w:tc>
           <w:tcPr>
-            <w:tcW w:w="2026" w:type="dxa"/>
+            <w:tcW w:w="2025" w:type="dxa"/>
             <w:shd w:val="clear" w:color="auto" w:fill="DBE5F1" w:themeFill="accent1" w:themeFillTint="33"/>
           </w:tcPr>
           <w:p>
@@ -2144,7 +2144,7 @@
         </w:tc>
         <w:tc>
           <w:tcPr>
-            <w:tcW w:w="2026" w:type="dxa"/>
+            <w:tcW w:w="2025" w:type="dxa"/>
             <w:shd w:val="clear" w:color="auto" w:fill="E5DFEC" w:themeFill="accent4" w:themeFillTint="33"/>
           </w:tcPr>
           <w:p>
@@ -2257,7 +2257,7 @@
         </w:tc>
         <w:tc>
           <w:tcPr>
-            <w:tcW w:w="2026" w:type="dxa"/>
+            <w:tcW w:w="2025" w:type="dxa"/>
             <w:shd w:val="clear" w:color="auto" w:fill="E5DFEC" w:themeFill="accent4" w:themeFillTint="33"/>
           </w:tcPr>
           <w:p>
@@ -2372,7 +2372,7 @@
         </w:tc>
         <w:tc>
           <w:tcPr>
-            <w:tcW w:w="2026" w:type="dxa"/>
+            <w:tcW w:w="2025" w:type="dxa"/>
             <w:shd w:val="clear" w:color="auto" w:fill="E5DFEC" w:themeFill="accent4" w:themeFillTint="33"/>
           </w:tcPr>
           <w:p>
@@ -2487,7 +2487,7 @@
         </w:tc>
         <w:tc>
           <w:tcPr>
-            <w:tcW w:w="2026" w:type="dxa"/>
+            <w:tcW w:w="2025" w:type="dxa"/>
             <w:shd w:val="clear" w:color="auto" w:fill="E5DFEC" w:themeFill="accent4" w:themeFillTint="33"/>
           </w:tcPr>
           <w:p>
@@ -2602,7 +2602,7 @@
         </w:tc>
         <w:tc>
           <w:tcPr>
-            <w:tcW w:w="2026" w:type="dxa"/>
+            <w:tcW w:w="2025" w:type="dxa"/>
             <w:shd w:val="clear" w:color="auto" w:fill="E5DFEC" w:themeFill="accent4" w:themeFillTint="33"/>
           </w:tcPr>
           <w:p>
@@ -2717,7 +2717,7 @@
         </w:tc>
         <w:tc>
           <w:tcPr>
-            <w:tcW w:w="2026" w:type="dxa"/>
+            <w:tcW w:w="2025" w:type="dxa"/>
             <w:shd w:val="clear" w:color="auto" w:fill="E5DFEC" w:themeFill="accent4" w:themeFillTint="33"/>
           </w:tcPr>
           <w:p>
@@ -2832,7 +2832,7 @@
         </w:tc>
         <w:tc>
           <w:tcPr>
-            <w:tcW w:w="2026" w:type="dxa"/>
+            <w:tcW w:w="2025" w:type="dxa"/>
             <w:shd w:val="clear" w:color="auto" w:fill="FABF8F" w:themeFill="accent6" w:themeFillTint="99"/>
           </w:tcPr>
           <w:p>
@@ -2947,7 +2947,7 @@
         </w:tc>
         <w:tc>
           <w:tcPr>
-            <w:tcW w:w="2026" w:type="dxa"/>
+            <w:tcW w:w="2025" w:type="dxa"/>
             <w:shd w:val="clear" w:color="auto" w:fill="FABF8F" w:themeFill="accent6" w:themeFillTint="99"/>
           </w:tcPr>
           <w:p>
@@ -3062,7 +3062,7 @@
         </w:tc>
         <w:tc>
           <w:tcPr>
-            <w:tcW w:w="2026" w:type="dxa"/>
+            <w:tcW w:w="2025" w:type="dxa"/>
             <w:shd w:val="clear" w:color="auto" w:fill="FABF8F" w:themeFill="accent6" w:themeFillTint="99"/>
           </w:tcPr>
           <w:p>
@@ -3188,7 +3188,7 @@
         </w:tc>
         <w:tc>
           <w:tcPr>
-            <w:tcW w:w="2026" w:type="dxa"/>
+            <w:tcW w:w="2025" w:type="dxa"/>
             <w:shd w:val="clear" w:color="auto" w:fill="FDE9D9" w:themeFill="accent6" w:themeFillTint="33"/>
           </w:tcPr>
           <w:p>
@@ -3304,7 +3304,7 @@
         </w:tc>
         <w:tc>
           <w:tcPr>
-            <w:tcW w:w="2026" w:type="dxa"/>
+            <w:tcW w:w="2025" w:type="dxa"/>
             <w:shd w:val="clear" w:color="auto" w:fill="FDE9D9" w:themeFill="accent6" w:themeFillTint="33"/>
           </w:tcPr>
           <w:p>
@@ -3421,7 +3421,7 @@
         </w:tc>
         <w:tc>
           <w:tcPr>
-            <w:tcW w:w="2026" w:type="dxa"/>
+            <w:tcW w:w="2025" w:type="dxa"/>
             <w:shd w:val="clear" w:color="auto" w:fill="FDE9D9" w:themeFill="accent6" w:themeFillTint="33"/>
           </w:tcPr>
           <w:p>
@@ -3538,7 +3538,7 @@
         </w:tc>
         <w:tc>
           <w:tcPr>
-            <w:tcW w:w="2026" w:type="dxa"/>
+            <w:tcW w:w="2025" w:type="dxa"/>
             <w:shd w:val="clear" w:color="auto" w:fill="FDE9D9" w:themeFill="accent6" w:themeFillTint="33"/>
           </w:tcPr>
           <w:p>
